--- a/docs/project_report_v3.docx
+++ b/docs/project_report_v3.docx
@@ -549,6 +549,11 @@
         <w:t>• Phase 2: 01_build_fund_pool1.py — 读取精选 Excel（4 个 Sheet = 4 基准）→ API 富化信息 → 交叉校验 → fund_master.parquet</w:t>
         <w:br/>
         <w:t>白名单 Excel（副本全市场量化指数基金.xlsx）是基金池的权威定义文件，由 Phase 1 初步生成并经人工复核精筛而成。</w:t>
+      </w:r>
+      <w:r>
+        <w:br/>
+        <w:br/>
+        <w:t>注：01 仅在白名单 Excel 变动时手动运行，日常 CI 跳过以减少 API 调用。</w:t>
       </w:r>
     </w:p>
     <w:p>
@@ -7585,84 +7590,16 @@
         <w:pStyle w:val="SourceCode"/>
       </w:pPr>
       <w:r>
-        <w:rPr>
-          <w:rStyle w:val="FunctionTok"/>
-        </w:rPr>
-        <w:t xml:space="preserve">触发条件</w:t>
-      </w:r>
-      <w:r>
-        <w:rPr>
-          <w:rStyle w:val="KeywordTok"/>
-        </w:rPr>
-        <w:t xml:space="preserve">:</w:t>
-      </w:r>
-      <w:r>
-        <w:rPr>
-          <w:rStyle w:val="AttributeTok"/>
-        </w:rPr>
-        <w:t xml:space="preserve"> 每个工作日 21:00 (UTC 13:00)，确保基金净值已公布</w:t>
-      </w:r>
-      <w:r>
+        <w:t>触发条件: 每个工作日 21:00 (UTC 13:00)，确保基金净值已公布</w:t>
         <w:br/>
-      </w:r>
-      <w:r>
-        <w:rPr>
-          <w:rStyle w:val="FunctionTok"/>
-        </w:rPr>
-        <w:t xml:space="preserve">运行环境</w:t>
-      </w:r>
-      <w:r>
-        <w:rPr>
-          <w:rStyle w:val="KeywordTok"/>
-        </w:rPr>
-        <w:t xml:space="preserve">:</w:t>
-      </w:r>
-      <w:r>
-        <w:rPr>
-          <w:rStyle w:val="AttributeTok"/>
-        </w:rPr>
-        <w:t xml:space="preserve"> ubuntu-latest, Python 3.12</w:t>
-      </w:r>
-      <w:r>
+        <w:t>运行环境: ubuntu-latest, Python 3.12</w:t>
         <w:br/>
-      </w:r>
-      <w:r>
-        <w:rPr>
-          <w:rStyle w:val="FunctionTok"/>
-        </w:rPr>
-        <w:t xml:space="preserve">步骤</w:t>
-      </w:r>
-      <w:r>
-        <w:rPr>
-          <w:rStyle w:val="KeywordTok"/>
-        </w:rPr>
-        <w:t xml:space="preserve">:</w:t>
-      </w:r>
-      <w:r>
+        <w:t>步骤:</w:t>
         <w:br/>
-      </w:r>
-      <w:r>
-        <w:rPr>
-          <w:rStyle w:val="AttributeTok"/>
-        </w:rPr>
-        <w:t xml:space="preserve">  01 更新基金池 → 02 获取最新净值 → 03 计算收益与风险指标</w:t>
-      </w:r>
-      <w:r>
+        <w:t xml:space="preserve">  02 获取最新净值 → 03 计算收益与风险指标</w:t>
         <w:br/>
-      </w:r>
-      <w:r>
-        <w:rPr>
-          <w:rStyle w:val="AttributeTok"/>
-        </w:rPr>
         <w:t xml:space="preserve">  → 04 生成绩效 HTML → 05 生成研究 Excel → 06 生成研究 HTML</w:t>
-      </w:r>
-      <w:r>
         <w:br/>
-      </w:r>
-      <w:r>
-        <w:rPr>
-          <w:rStyle w:val="AttributeTok"/>
-        </w:rPr>
         <w:t xml:space="preserve">  → 验证数据日期 → 部署到 GitHub Pages</w:t>
       </w:r>
     </w:p>
